--- a/Document/RV200/RW-TF-FST-02-10(00) Unresolved Software Anomalies.docx
+++ b/Document/RV200/RW-TF-FST-02-10(00) Unresolved Software Anomalies.docx
@@ -34,18 +34,19 @@
               <w:spacing w:line="259" w:lineRule="auto"/>
               <w:ind w:left="425"/>
               <w:jc w:val="center"/>
+              <w:rPr>
+                <w:rFonts w:hint="eastAsia"/>
+              </w:rPr>
             </w:pPr>
-            <w:bookmarkStart w:id="1" w:name="_Hlk187398871"/>
-            <w:bookmarkEnd w:id="1"/>
             <w:r>
               <w:rPr>
-                <w:rFonts w:ascii="Times New Roman" w:hAnsi="Times New Roman" w:cs="Times New Roman"/>
+                <w:rFonts w:ascii="Times New Roman" w:hAnsi="Times New Roman" w:cs="Times New Roman" w:hint="eastAsia"/>
                 <w:b/>
                 <w:bCs/>
                 <w:sz w:val="72"/>
                 <w:szCs w:val="72"/>
               </w:rPr>
-              <w:t>A description of the anomaly</w:t>
+              <w:t>Unresolved Software Anomalies</w:t>
             </w:r>
           </w:p>
         </w:tc>
@@ -703,8 +704,8 @@
       </w:r>
     </w:p>
     <w:sectPr>
-      <w:headerReference w:type="default" r:id="rId8"/>
-      <w:footerReference w:type="default" r:id="rId9"/>
+      <w:headerReference w:type="default" r:id="rId11"/>
+      <w:footerReference w:type="default" r:id="rId12"/>
       <w:pgSz w:w="11906" w:h="16838"/>
       <w:pgMar w:top="1701" w:right="1440" w:bottom="1440" w:left="1440" w:header="794" w:footer="0" w:gutter="0"/>
       <w:cols w:space="425"/>
@@ -791,16 +792,7 @@
               <w:bCs/>
               <w:szCs w:val="20"/>
             </w:rPr>
-            <w:t>1</w:t>
-          </w:r>
-          <w:r>
-            <w:rPr>
-              <w:rFonts w:ascii="Times New Roman" w:hAnsi="Times New Roman" w:cs="Times New Roman" w:hint="eastAsia"/>
-              <w:b/>
-              <w:bCs/>
-              <w:szCs w:val="20"/>
-            </w:rPr>
-            <w:t>0</w:t>
+            <w:t>10</w:t>
           </w:r>
           <w:r>
             <w:rPr>
@@ -1093,7 +1085,7 @@
             <w:spacing w:line="240" w:lineRule="auto"/>
             <w:jc w:val="center"/>
             <w:rPr>
-              <w:rFonts w:ascii="Times New Roman" w:hAnsi="Times New Roman" w:cs="Times New Roman"/>
+              <w:rFonts w:ascii="Times New Roman" w:hAnsi="Times New Roman" w:cs="Times New Roman" w:hint="eastAsia"/>
               <w:b/>
               <w:bCs/>
               <w:sz w:val="48"/>
@@ -1102,13 +1094,13 @@
           </w:pPr>
           <w:r>
             <w:rPr>
-              <w:rFonts w:ascii="Times New Roman" w:eastAsia="맑은 고딕" w:hAnsi="Times New Roman" w:cs="Times New Roman"/>
+              <w:rFonts w:ascii="Times New Roman" w:hAnsi="Times New Roman" w:cs="Times New Roman" w:hint="eastAsia"/>
               <w:b/>
               <w:bCs/>
               <w:sz w:val="48"/>
               <w:szCs w:val="48"/>
             </w:rPr>
-            <w:t>A description of the anomaly</w:t>
+            <w:t>Unresolved Software Anomalies</w:t>
           </w:r>
         </w:p>
       </w:tc>
@@ -4376,10 +4368,6 @@
 </file>
 
 <file path=customXml/item1.xml><?xml version="1.0" encoding="utf-8"?>
-<b:Sources xmlns:b="http://schemas.openxmlformats.org/officeDocument/2006/bibliography" xmlns="http://schemas.openxmlformats.org/officeDocument/2006/bibliography" SelectedStyle="\APASixthEditionOfficeOnline.xsl" StyleName="APA" Version="6"/>
-</file>
-
-<file path=customXml/item2.xml><?xml version="1.0" encoding="utf-8"?>
 <ct:contentTypeSchema xmlns:ct="http://schemas.microsoft.com/office/2006/metadata/contentType" xmlns:ma="http://schemas.microsoft.com/office/2006/metadata/properties/metaAttributes" ct:_="" ma:_="" ma:contentTypeName="문서" ma:contentTypeID="0x01010055643D1FCDD1AF449E52FCC5650E658B" ma:contentTypeVersion="14" ma:contentTypeDescription="새 문서를 만듭니다." ma:contentTypeScope="" ma:versionID="647bdb025269980e27106cc2d7c93b4b">
   <xsd:schema xmlns:xsd="http://www.w3.org/2001/XMLSchema" xmlns:xs="http://www.w3.org/2001/XMLSchema" xmlns:p="http://schemas.microsoft.com/office/2006/metadata/properties" xmlns:ns2="e9585e3e-8dde-4558-9020-300460070f66" xmlns:ns3="fdbd0ee6-c1ce-4682-bf4d-b990274ef7f9" targetNamespace="http://schemas.microsoft.com/office/2006/metadata/properties" ma:root="true" ma:fieldsID="d9d8955b532099d955db877a9cb0cef3" ns2:_="" ns3:_="">
     <xsd:import namespace="e9585e3e-8dde-4558-9020-300460070f66"/>
@@ -4592,16 +4580,11 @@
 </ct:contentTypeSchema>
 </file>
 
-<file path=customXml/item3.xml><?xml version="1.0" encoding="utf-8"?>
-<?mso-contentType ?>
-<FormTemplates xmlns="http://schemas.microsoft.com/sharepoint/v3/contenttype/forms">
-  <Display>DocumentLibraryForm</Display>
-  <Edit>DocumentLibraryForm</Edit>
-  <New>DocumentLibraryForm</New>
-</FormTemplates>
+<file path=customXml/item2.xml><?xml version="1.0" encoding="utf-8"?>
+<b:Sources xmlns:b="http://schemas.openxmlformats.org/officeDocument/2006/bibliography" xmlns="http://schemas.openxmlformats.org/officeDocument/2006/bibliography" SelectedStyle="\APASixthEditionOfficeOnline.xsl" StyleName="APA" Version="6"/>
 </file>
 
-<file path=customXml/item4.xml><?xml version="1.0" encoding="utf-8"?>
+<file path=customXml/item3.xml><?xml version="1.0" encoding="utf-8"?>
 <p:properties xmlns:p="http://schemas.microsoft.com/office/2006/metadata/properties" xmlns:xsi="http://www.w3.org/2001/XMLSchema-instance" xmlns:pc="http://schemas.microsoft.com/office/infopath/2007/PartnerControls">
   <documentManagement>
     <lcf76f155ced4ddcb4097134ff3c332f xmlns="e9585e3e-8dde-4558-9020-300460070f66">
@@ -4612,7 +4595,35 @@
 </p:properties>
 </file>
 
+<file path=customXml/item4.xml><?xml version="1.0" encoding="utf-8"?>
+<?mso-contentType ?>
+<FormTemplates xmlns="http://schemas.microsoft.com/sharepoint/v3/contenttype/forms">
+  <Display>DocumentLibraryForm</Display>
+  <Edit>DocumentLibraryForm</Edit>
+  <New>DocumentLibraryForm</New>
+</FormTemplates>
+</file>
+
 <file path=customXml/itemProps1.xml><?xml version="1.0" encoding="utf-8"?>
+<ds:datastoreItem xmlns:ds="http://schemas.openxmlformats.org/officeDocument/2006/customXml" ds:itemID="{C0EA819A-0486-4CC1-BF88-D63ABECB3FD4}">
+  <ds:schemaRefs>
+    <ds:schemaRef ds:uri="http://schemas.microsoft.com/office/2006/metadata/contentType"/>
+    <ds:schemaRef ds:uri="http://schemas.microsoft.com/office/2006/metadata/properties/metaAttributes"/>
+    <ds:schemaRef ds:uri="http://www.w3.org/2001/XMLSchema"/>
+    <ds:schemaRef ds:uri="http://schemas.microsoft.com/office/2006/metadata/properties"/>
+    <ds:schemaRef ds:uri="e9585e3e-8dde-4558-9020-300460070f66"/>
+    <ds:schemaRef ds:uri="fdbd0ee6-c1ce-4682-bf4d-b990274ef7f9"/>
+    <ds:schemaRef ds:uri="http://schemas.microsoft.com/office/2006/documentManagement/types"/>
+    <ds:schemaRef ds:uri="http://schemas.microsoft.com/office/infopath/2007/PartnerControls"/>
+    <ds:schemaRef ds:uri="http://schemas.openxmlformats.org/package/2006/metadata/core-properties"/>
+    <ds:schemaRef ds:uri="http://purl.org/dc/elements/1.1/"/>
+    <ds:schemaRef ds:uri="http://purl.org/dc/terms/"/>
+    <ds:schemaRef ds:uri="http://schemas.microsoft.com/internal/obd"/>
+  </ds:schemaRefs>
+</ds:datastoreItem>
+</file>
+
+<file path=customXml/itemProps2.xml><?xml version="1.0" encoding="utf-8"?>
 <ds:datastoreItem xmlns:ds="http://schemas.openxmlformats.org/officeDocument/2006/customXml" ds:itemID="{97CEFCEE-CB0B-4C0C-88C6-B5786BE82307}">
   <ds:schemaRefs>
     <ds:schemaRef ds:uri="http://schemas.openxmlformats.org/officeDocument/2006/bibliography"/>
@@ -4620,14 +4631,21 @@
 </ds:datastoreItem>
 </file>
 
-<file path=customXml/itemProps2.xml><?xml version="1.0" encoding="utf-8"?>
-<ds:datastoreItem xmlns:ds="http://schemas.openxmlformats.org/officeDocument/2006/customXml" ds:itemID="{C0EA819A-0486-4CC1-BF88-D63ABECB3FD4}"/>
-</file>
-
 <file path=customXml/itemProps3.xml><?xml version="1.0" encoding="utf-8"?>
-<ds:datastoreItem xmlns:ds="http://schemas.openxmlformats.org/officeDocument/2006/customXml" ds:itemID="{351B12B5-9178-4208-A6AC-4CA5C8C71A90}"/>
+<ds:datastoreItem xmlns:ds="http://schemas.openxmlformats.org/officeDocument/2006/customXml" ds:itemID="{E84BE6BB-BFEB-4AD1-875E-816C061AC621}">
+  <ds:schemaRefs>
+    <ds:schemaRef ds:uri="http://schemas.microsoft.com/office/2006/metadata/properties"/>
+    <ds:schemaRef ds:uri="http://schemas.microsoft.com/office/infopath/2007/PartnerControls"/>
+    <ds:schemaRef ds:uri="e9585e3e-8dde-4558-9020-300460070f66"/>
+    <ds:schemaRef ds:uri="fdbd0ee6-c1ce-4682-bf4d-b990274ef7f9"/>
+  </ds:schemaRefs>
+</ds:datastoreItem>
 </file>
 
 <file path=customXml/itemProps4.xml><?xml version="1.0" encoding="utf-8"?>
-<ds:datastoreItem xmlns:ds="http://schemas.openxmlformats.org/officeDocument/2006/customXml" ds:itemID="{E84BE6BB-BFEB-4AD1-875E-816C061AC621}"/>
+<ds:datastoreItem xmlns:ds="http://schemas.openxmlformats.org/officeDocument/2006/customXml" ds:itemID="{351B12B5-9178-4208-A6AC-4CA5C8C71A90}">
+  <ds:schemaRefs>
+    <ds:schemaRef ds:uri="http://schemas.microsoft.com/sharepoint/v3/contenttype/forms"/>
+  </ds:schemaRefs>
+</ds:datastoreItem>
 </file>